--- a/rapports/2026-06-06/EQ15/EQ15_enq3_v2/DR_082102000010/24-83-64-35.docx
+++ b/rapports/2026-06-06/EQ15/EQ15_enq3_v2/DR_082102000010/24-83-64-35.docx
@@ -297,7 +297,7 @@
           <w:color w:val="1F6FEB"/>
           <w:sz w:val="22"/>
         </w:rPr>
-        <w:t>⚠ INCOHÉRENCES À CORRIGER (97)</w:t>
+        <w:t>⚠ INCOHÉRENCES À CORRIGER (92)</w:t>
       </w:r>
     </w:p>
     <w:tbl>
@@ -485,7 +485,7 @@
                 <w:i w:val="0"/>
                 <w:sz w:val="17"/>
               </w:rPr>
-              <w:t>Incoherence! Daba gueye a declaré que le secteur institutionnel de son père est Administration publique alors que le père lui-même declare comme secteur institutionnel Entreprise publique/ parapublique au niveau de la section 4b.</w:t>
+              <w:t>Incoherence! Coumba gueye a declaré que le secteur institutionnel de son père est Administration publique alors que le père lui-même declare comme secteur institutionnel Entreprise publique/ parapublique au niveau de la section 4b.</w:t>
             </w:r>
           </w:p>
         </w:tc>
@@ -575,7 +575,7 @@
                 <w:i w:val="0"/>
                 <w:sz w:val="17"/>
               </w:rPr>
-              <w:t>Incoherence! Daba gueye a dit que sa mère a un niveau Secondaire 2nd cycle alors que la mère elle-même dit qu'elle a un niveau Secondaire 2 Général au niveau de la section 2.</w:t>
+              <w:t>Incoherence! Coumba gueye a dit que sa mère a un niveau Secondaire 2nd cycle alors que la mère elle-même dit qu'elle a un niveau Secondaire 2 Général au niveau de la section 2.</w:t>
             </w:r>
           </w:p>
         </w:tc>
@@ -665,7 +665,7 @@
                 <w:i w:val="0"/>
                 <w:sz w:val="17"/>
               </w:rPr>
-              <w:t>Incoherence! Coumba gueye a declaré que le secteur institutionnel de son père est Administration publique alors que le père lui-même declare comme secteur institutionnel Entreprise publique/ parapublique au niveau de la section 4b.</w:t>
+              <w:t>Incoherence! Daba gueye a declaré que le secteur institutionnel de son père est Administration publique alors que le père lui-même declare comme secteur institutionnel Entreprise publique/ parapublique au niveau de la section 4b.</w:t>
             </w:r>
           </w:p>
         </w:tc>
@@ -755,7 +755,7 @@
                 <w:i w:val="0"/>
                 <w:sz w:val="17"/>
               </w:rPr>
-              <w:t>Incoherence! Coumba gueye a dit que sa mère a un niveau Secondaire 2nd cycle alors que la mère elle-même dit qu'elle a un niveau Secondaire 2 Général au niveau de la section 2.</w:t>
+              <w:t>Incoherence! Daba gueye a dit que sa mère a un niveau Secondaire 2nd cycle alors que la mère elle-même dit qu'elle a un niveau Secondaire 2 Général au niveau de la section 2.</w:t>
             </w:r>
           </w:p>
         </w:tc>
@@ -1084,7 +1084,7 @@
                 <w:color w:val="16A34A"/>
                 <w:sz w:val="16"/>
               </w:rPr>
-              <w:t>—</w:t>
+              <w:t>s01q32, s01q36, s01q38, s04q37_modif, s02q33, s02q34, s01q00b</w:t>
             </w:r>
           </w:p>
         </w:tc>
@@ -1115,7 +1115,7 @@
                 <w:i w:val="0"/>
                 <w:sz w:val="17"/>
               </w:rPr>
-              <w:t>Incohérence!!! seulement les écoles privées paient les frais de scolarité (y compris les frais d'inscription).</w:t>
+              <w:t>Peu probable!!! Vu l'âge (14 ans) de Coumba gueye ou l'année à laquelle Coumba gueye a fréquenté l'école pour la dernière fois (.) le dernier diplome de Coumba gueye ne peut être le Certificat d'études primaires (CEP), prière de corriger cette incohérence ou confirmer avec le QG.</w:t>
             </w:r>
           </w:p>
         </w:tc>
@@ -1295,7 +1295,7 @@
                 <w:i w:val="0"/>
                 <w:sz w:val="17"/>
               </w:rPr>
-              <w:t>Peu probable!!! Vu l'âge (14 ans) de Coumba gueye ou l'année à laquelle Coumba gueye a fréquenté l'école pour la dernière fois (.) le dernier diplome de Coumba gueye ne peut être le Certificat d'études primaires (CEP), prière de corriger cette incohérence ou confirmer avec le QG.</w:t>
+              <w:t>Peu probable!!! Vu l'âge (24 ans) de Fatou Ngom ou l'année à laquelle Fatou Ngom a fréquenté l'école pour la dernière fois (2022) le dernier diplome de Fatou Ngom ne peut être le Certificat d'études primaires (CEP), prière de corriger cette incohérence ou confirmer avec le QG.</w:t>
             </w:r>
           </w:p>
         </w:tc>
@@ -1328,7 +1328,7 @@
                 <w:i w:val="0"/>
                 <w:sz w:val="16"/>
               </w:rPr>
-              <w:t>S02</w:t>
+              <w:t>S04</w:t>
               <w:br/>
             </w:r>
             <w:r>
@@ -1338,7 +1338,7 @@
                 <w:color w:val="64748B"/>
                 <w:sz w:val="14"/>
               </w:rPr>
-              <w:t>Éducation</w:t>
+              <w:t>Emploi</w:t>
             </w:r>
           </w:p>
         </w:tc>
@@ -1354,7 +1354,7 @@
                 <w:color w:val="16A34A"/>
                 <w:sz w:val="16"/>
               </w:rPr>
-              <w:t>s01q32, s01q36, s01q38, s04q37_modif, s02q33, s02q34, s01q00b</w:t>
+              <w:t>—</w:t>
             </w:r>
           </w:p>
         </w:tc>
@@ -1385,7 +1385,7 @@
                 <w:i w:val="0"/>
                 <w:sz w:val="17"/>
               </w:rPr>
-              <w:t>Peu probable!!! Vu l'âge (24 ans) de Fatou Ngom ou l'année à laquelle Fatou Ngom a fréquenté l'école pour la dernière fois (2022) le dernier diplome de Fatou Ngom ne peut être le Certificat d'études primaires (CEP), prière de corriger cette incohérence ou confirmer avec le QG.</w:t>
+              <w:t>Incohérence détectée ! Il semble peu probable que Ibrahima gueye occupe un emploi pour l'ETAT/collectivités locales ou dans une entreprise publique/parapublique tout en travaillant moins de 20 jours par mois.</w:t>
             </w:r>
           </w:p>
         </w:tc>
@@ -1418,7 +1418,7 @@
                 <w:i w:val="0"/>
                 <w:sz w:val="16"/>
               </w:rPr>
-              <w:t>S04</w:t>
+              <w:t>S20</w:t>
               <w:br/>
             </w:r>
             <w:r>
@@ -1428,7 +1428,7 @@
                 <w:color w:val="64748B"/>
                 <w:sz w:val="14"/>
               </w:rPr>
-              <w:t>Emploi</w:t>
+              <w:t>Gouvernance / autres</w:t>
             </w:r>
           </w:p>
         </w:tc>
@@ -1475,7 +1475,7 @@
                 <w:i w:val="0"/>
                 <w:sz w:val="17"/>
               </w:rPr>
-              <w:t>Incohérence détectée ! Il semble peu probable que Ibrahima gueye occupe un emploi pour l'ETAT/collectivités locales ou dans une entreprise publique/parapublique tout en travaillant moins de 20 jours par mois.</w:t>
+              <w:t>Incohérence détectée ! Le ménage a précédemment déclaré vivre « Bien » ou « Assez bien » selon son revenu en 20A.02.</w:t>
             </w:r>
           </w:p>
         </w:tc>
@@ -1490,10 +1490,10 @@
               <w:rPr>
                 <w:b/>
                 <w:i w:val="0"/>
-                <w:color w:val="DC2626"/>
-                <w:sz w:val="16"/>
-              </w:rPr>
-              <w:t>Haute</w:t>
+                <w:color w:val="EA580C"/>
+                <w:sz w:val="16"/>
+              </w:rPr>
+              <w:t>Moyenne</w:t>
             </w:r>
           </w:p>
         </w:tc>
@@ -1508,7 +1508,7 @@
                 <w:i w:val="0"/>
                 <w:sz w:val="16"/>
               </w:rPr>
-              <w:t>S20</w:t>
+              <w:t>S00</w:t>
               <w:br/>
             </w:r>
             <w:r>
@@ -1518,7 +1518,7 @@
                 <w:color w:val="64748B"/>
                 <w:sz w:val="14"/>
               </w:rPr>
-              <w:t>Gouvernance / autres</w:t>
+              <w:t>Identification</w:t>
             </w:r>
           </w:p>
         </w:tc>
@@ -1534,7 +1534,7 @@
                 <w:color w:val="16A34A"/>
                 <w:sz w:val="16"/>
               </w:rPr>
-              <w:t>—</w:t>
+              <w:t>s00q27</w:t>
             </w:r>
           </w:p>
         </w:tc>
@@ -1565,7 +1565,7 @@
                 <w:i w:val="0"/>
                 <w:sz w:val="17"/>
               </w:rPr>
-              <w:t>Incohérence détectée ! Le ménage a précédemment déclaré vivre « Bien » ou « Assez bien » selon son revenu en 20A.02.</w:t>
+              <w:t>Le questionnaire semble ne pas être complètement fini mais le questionnaire est en statut complet, prière de compléter le questionnaire.</w:t>
             </w:r>
           </w:p>
         </w:tc>
@@ -1624,7 +1624,7 @@
                 <w:color w:val="16A34A"/>
                 <w:sz w:val="16"/>
               </w:rPr>
-              <w:t>s00q27</w:t>
+              <w:t>—</w:t>
             </w:r>
           </w:p>
         </w:tc>
@@ -1655,7 +1655,7 @@
                 <w:i w:val="0"/>
                 <w:sz w:val="17"/>
               </w:rPr>
-              <w:t>Le questionnaire semble ne pas être complètement fini mais le questionnaire est en statut complet, prière de compléter le questionnaire.</w:t>
+              <w:t>Il est obligatoire de prendre les coordonnées Gps avant d'administrer le questionnaire.</w:t>
             </w:r>
           </w:p>
         </w:tc>
@@ -1745,7 +1745,7 @@
                 <w:i w:val="0"/>
                 <w:sz w:val="17"/>
               </w:rPr>
-              <w:t>Il est obligatoire de prendre les coordonnées Gps avant d'administrer le questionnaire.</w:t>
+              <w:t>Prière de prendre les coordonnées GPS.</w:t>
             </w:r>
           </w:p>
         </w:tc>
@@ -1835,7 +1835,7 @@
                 <w:i w:val="0"/>
                 <w:sz w:val="17"/>
               </w:rPr>
-              <w:t>Prière de prendre les coordonnées GPS.</w:t>
+              <w:t>L'adresse ou la localisation du ménage doit être bien renseignée, ne doit pas contenir des numéros de téléphone et elle semble courte pour être une adresse.</w:t>
             </w:r>
           </w:p>
         </w:tc>
@@ -1894,7 +1894,7 @@
                 <w:color w:val="16A34A"/>
                 <w:sz w:val="16"/>
               </w:rPr>
-              <w:t>—</w:t>
+              <w:t>s00q12a, s00q12b</w:t>
             </w:r>
           </w:p>
         </w:tc>
@@ -1925,7 +1925,7 @@
                 <w:i w:val="0"/>
                 <w:sz w:val="17"/>
               </w:rPr>
-              <w:t>L'adresse ou la localisation du ménage doit être bien renseignée, ne doit pas contenir des numéros de téléphone et elle semble courte pour être une adresse.</w:t>
+              <w:t>Prière de renseigner la bonne adresse.Attention! Veillez bien renseigner le deuxième numero du chef de ménage(0.12b).</w:t>
             </w:r>
           </w:p>
         </w:tc>
@@ -1958,7 +1958,7 @@
                 <w:i w:val="0"/>
                 <w:sz w:val="16"/>
               </w:rPr>
-              <w:t>S00</w:t>
+              <w:t>S01</w:t>
               <w:br/>
             </w:r>
             <w:r>
@@ -1968,7 +1968,7 @@
                 <w:color w:val="64748B"/>
                 <w:sz w:val="14"/>
               </w:rPr>
-              <w:t>Identification</w:t>
+              <w:t>Démographie</w:t>
             </w:r>
           </w:p>
         </w:tc>
@@ -1984,7 +1984,7 @@
                 <w:color w:val="16A34A"/>
                 <w:sz w:val="16"/>
               </w:rPr>
-              <w:t>s00q12a, s00q12b</w:t>
+              <w:t>—</w:t>
             </w:r>
           </w:p>
         </w:tc>
@@ -2015,7 +2015,7 @@
                 <w:i w:val="0"/>
                 <w:sz w:val="17"/>
               </w:rPr>
-              <w:t>Prière de renseigner la bonne adresse.Attention! Veillez bien renseigner le deuxième numero du chef de ménage(0.12b).</w:t>
+              <w:t>Prière de verifier l'information donnée par Coumba gueye ou corriger au niveau de la section 1.</w:t>
             </w:r>
           </w:p>
         </w:tc>
@@ -2164,7 +2164,7 @@
                 <w:color w:val="16A34A"/>
                 <w:sz w:val="16"/>
               </w:rPr>
-              <w:t>s00q27, s01q03a, s01q03b, s01q03c, s01q00b</w:t>
+              <w:t>—</w:t>
             </w:r>
           </w:p>
         </w:tc>
@@ -2195,7 +2195,7 @@
                 <w:i w:val="0"/>
                 <w:sz w:val="17"/>
               </w:rPr>
-              <w:t>Les informations sur l'acte de naissance (ni Jours, ni mois et ni années) de  Coumba gueye  manquent, s'il vous plait pouvez-vous fournir d'effort pour avoir ces informations.</w:t>
+              <w:t>Prière de verifier l'information donnée par Fatou Ngom ou corriger au niveau de la section 1.</w:t>
             </w:r>
           </w:p>
         </w:tc>
@@ -2285,457 +2285,7 @@
                 <w:i w:val="0"/>
                 <w:sz w:val="17"/>
               </w:rPr>
-              <w:t>Prière de verifier l'information donnée par Coumba gueye ou corriger au niveau de la section 1.</w:t>
-            </w:r>
-          </w:p>
-        </w:tc>
-      </w:tr>
-      <w:tr>
-        <w:tc>
-          <w:tcPr>
-            <w:tcW w:type="dxa" w:w="964"/>
-          </w:tcPr>
-          <w:p>
-            <w:r>
-              <w:rPr>
-                <w:b/>
-                <w:i w:val="0"/>
-                <w:color w:val="EA580C"/>
-                <w:sz w:val="16"/>
-              </w:rPr>
-              <w:t>Moyenne</w:t>
-            </w:r>
-          </w:p>
-        </w:tc>
-        <w:tc>
-          <w:tcPr>
-            <w:tcW w:type="dxa" w:w="1247"/>
-          </w:tcPr>
-          <w:p>
-            <w:r>
-              <w:rPr>
-                <w:b/>
-                <w:i w:val="0"/>
-                <w:sz w:val="16"/>
-              </w:rPr>
-              <w:t>S01</w:t>
-              <w:br/>
-            </w:r>
-            <w:r>
-              <w:rPr>
-                <w:b w:val="0"/>
-                <w:i w:val="0"/>
-                <w:color w:val="64748B"/>
-                <w:sz w:val="14"/>
-              </w:rPr>
-              <w:t>Démographie</w:t>
-            </w:r>
-          </w:p>
-        </w:tc>
-        <w:tc>
-          <w:tcPr>
-            <w:tcW w:type="dxa" w:w="1531"/>
-          </w:tcPr>
-          <w:p>
-            <w:r>
-              <w:rPr>
-                <w:b/>
-                <w:i w:val="0"/>
-                <w:color w:val="16A34A"/>
-                <w:sz w:val="16"/>
-              </w:rPr>
-              <w:t>s00q27, s01q03a, s01q03b, s01q03c, s01q00b</w:t>
-            </w:r>
-          </w:p>
-        </w:tc>
-        <w:tc>
-          <w:tcPr>
-            <w:tcW w:type="dxa" w:w="1191"/>
-          </w:tcPr>
-          <w:p>
-            <w:r>
-              <w:rPr>
-                <w:b w:val="0"/>
-                <w:i w:val="0"/>
-                <w:color w:val="64748B"/>
-                <w:sz w:val="16"/>
-              </w:rPr>
-              <w:t>GT-CQ</w:t>
-            </w:r>
-          </w:p>
-        </w:tc>
-        <w:tc>
-          <w:tcPr>
-            <w:tcW w:type="dxa" w:w="4706"/>
-          </w:tcPr>
-          <w:p>
-            <w:r>
-              <w:rPr>
-                <w:b w:val="0"/>
-                <w:i w:val="0"/>
-                <w:sz w:val="17"/>
-              </w:rPr>
-              <w:t>Les informations sur l'acte de naissance (ni Jours, ni mois et ni années) de  Fatou Ngom  manquent, s'il vous plait pouvez-vous fournir d'effort pour avoir ces informations.</w:t>
-            </w:r>
-          </w:p>
-        </w:tc>
-      </w:tr>
-      <w:tr>
-        <w:tc>
-          <w:tcPr>
-            <w:tcW w:type="dxa" w:w="964"/>
-          </w:tcPr>
-          <w:p>
-            <w:r>
-              <w:rPr>
-                <w:b/>
-                <w:i w:val="0"/>
-                <w:color w:val="EA580C"/>
-                <w:sz w:val="16"/>
-              </w:rPr>
-              <w:t>Moyenne</w:t>
-            </w:r>
-          </w:p>
-        </w:tc>
-        <w:tc>
-          <w:tcPr>
-            <w:tcW w:type="dxa" w:w="1247"/>
-          </w:tcPr>
-          <w:p>
-            <w:r>
-              <w:rPr>
-                <w:b/>
-                <w:i w:val="0"/>
-                <w:sz w:val="16"/>
-              </w:rPr>
-              <w:t>S01</w:t>
-              <w:br/>
-            </w:r>
-            <w:r>
-              <w:rPr>
-                <w:b w:val="0"/>
-                <w:i w:val="0"/>
-                <w:color w:val="64748B"/>
-                <w:sz w:val="14"/>
-              </w:rPr>
-              <w:t>Démographie</w:t>
-            </w:r>
-          </w:p>
-        </w:tc>
-        <w:tc>
-          <w:tcPr>
-            <w:tcW w:type="dxa" w:w="1531"/>
-          </w:tcPr>
-          <w:p>
-            <w:r>
-              <w:rPr>
-                <w:b/>
-                <w:i w:val="0"/>
-                <w:color w:val="16A34A"/>
-                <w:sz w:val="16"/>
-              </w:rPr>
-              <w:t>—</w:t>
-            </w:r>
-          </w:p>
-        </w:tc>
-        <w:tc>
-          <w:tcPr>
-            <w:tcW w:type="dxa" w:w="1191"/>
-          </w:tcPr>
-          <w:p>
-            <w:r>
-              <w:rPr>
-                <w:b w:val="0"/>
-                <w:i w:val="0"/>
-                <w:color w:val="64748B"/>
-                <w:sz w:val="16"/>
-              </w:rPr>
-              <w:t>GT-CQ</w:t>
-            </w:r>
-          </w:p>
-        </w:tc>
-        <w:tc>
-          <w:tcPr>
-            <w:tcW w:type="dxa" w:w="4706"/>
-          </w:tcPr>
-          <w:p>
-            <w:r>
-              <w:rPr>
-                <w:b w:val="0"/>
-                <w:i w:val="0"/>
-                <w:sz w:val="17"/>
-              </w:rPr>
-              <w:t>Prière de verifier l'information donnée par Fatou Ngom ou corriger au niveau de la section 1.</w:t>
-            </w:r>
-          </w:p>
-        </w:tc>
-      </w:tr>
-      <w:tr>
-        <w:tc>
-          <w:tcPr>
-            <w:tcW w:type="dxa" w:w="964"/>
-          </w:tcPr>
-          <w:p>
-            <w:r>
-              <w:rPr>
-                <w:b/>
-                <w:i w:val="0"/>
-                <w:color w:val="EA580C"/>
-                <w:sz w:val="16"/>
-              </w:rPr>
-              <w:t>Moyenne</w:t>
-            </w:r>
-          </w:p>
-        </w:tc>
-        <w:tc>
-          <w:tcPr>
-            <w:tcW w:type="dxa" w:w="1247"/>
-          </w:tcPr>
-          <w:p>
-            <w:r>
-              <w:rPr>
-                <w:b/>
-                <w:i w:val="0"/>
-                <w:sz w:val="16"/>
-              </w:rPr>
-              <w:t>S01</w:t>
-              <w:br/>
-            </w:r>
-            <w:r>
-              <w:rPr>
-                <w:b w:val="0"/>
-                <w:i w:val="0"/>
-                <w:color w:val="64748B"/>
-                <w:sz w:val="14"/>
-              </w:rPr>
-              <w:t>Démographie</w:t>
-            </w:r>
-          </w:p>
-        </w:tc>
-        <w:tc>
-          <w:tcPr>
-            <w:tcW w:type="dxa" w:w="1531"/>
-          </w:tcPr>
-          <w:p>
-            <w:r>
-              <w:rPr>
-                <w:b/>
-                <w:i w:val="0"/>
-                <w:color w:val="16A34A"/>
-                <w:sz w:val="16"/>
-              </w:rPr>
-              <w:t>s00q27, s01q03a, s01q03b, s01q03c, s01q00b</w:t>
-            </w:r>
-          </w:p>
-        </w:tc>
-        <w:tc>
-          <w:tcPr>
-            <w:tcW w:type="dxa" w:w="1191"/>
-          </w:tcPr>
-          <w:p>
-            <w:r>
-              <w:rPr>
-                <w:b w:val="0"/>
-                <w:i w:val="0"/>
-                <w:color w:val="64748B"/>
-                <w:sz w:val="16"/>
-              </w:rPr>
-              <w:t>GT-CQ</w:t>
-            </w:r>
-          </w:p>
-        </w:tc>
-        <w:tc>
-          <w:tcPr>
-            <w:tcW w:type="dxa" w:w="4706"/>
-          </w:tcPr>
-          <w:p>
-            <w:r>
-              <w:rPr>
-                <w:b w:val="0"/>
-                <w:i w:val="0"/>
-                <w:sz w:val="17"/>
-              </w:rPr>
-              <w:t>Les informations sur l'acte de naissance (ni Jours, ni mois et ni années) de  Rama gueye  manquent, s'il vous plait pouvez-vous fournir d'effort pour avoir ces informations.</w:t>
-            </w:r>
-          </w:p>
-        </w:tc>
-      </w:tr>
-      <w:tr>
-        <w:tc>
-          <w:tcPr>
-            <w:tcW w:type="dxa" w:w="964"/>
-          </w:tcPr>
-          <w:p>
-            <w:r>
-              <w:rPr>
-                <w:b/>
-                <w:i w:val="0"/>
-                <w:color w:val="EA580C"/>
-                <w:sz w:val="16"/>
-              </w:rPr>
-              <w:t>Moyenne</w:t>
-            </w:r>
-          </w:p>
-        </w:tc>
-        <w:tc>
-          <w:tcPr>
-            <w:tcW w:type="dxa" w:w="1247"/>
-          </w:tcPr>
-          <w:p>
-            <w:r>
-              <w:rPr>
-                <w:b/>
-                <w:i w:val="0"/>
-                <w:sz w:val="16"/>
-              </w:rPr>
-              <w:t>S01</w:t>
-              <w:br/>
-            </w:r>
-            <w:r>
-              <w:rPr>
-                <w:b w:val="0"/>
-                <w:i w:val="0"/>
-                <w:color w:val="64748B"/>
-                <w:sz w:val="14"/>
-              </w:rPr>
-              <w:t>Démographie</w:t>
-            </w:r>
-          </w:p>
-        </w:tc>
-        <w:tc>
-          <w:tcPr>
-            <w:tcW w:type="dxa" w:w="1531"/>
-          </w:tcPr>
-          <w:p>
-            <w:r>
-              <w:rPr>
-                <w:b/>
-                <w:i w:val="0"/>
-                <w:color w:val="16A34A"/>
-                <w:sz w:val="16"/>
-              </w:rPr>
-              <w:t>—</w:t>
-            </w:r>
-          </w:p>
-        </w:tc>
-        <w:tc>
-          <w:tcPr>
-            <w:tcW w:type="dxa" w:w="1191"/>
-          </w:tcPr>
-          <w:p>
-            <w:r>
-              <w:rPr>
-                <w:b w:val="0"/>
-                <w:i w:val="0"/>
-                <w:color w:val="64748B"/>
-                <w:sz w:val="16"/>
-              </w:rPr>
-              <w:t>GT-CQ</w:t>
-            </w:r>
-          </w:p>
-        </w:tc>
-        <w:tc>
-          <w:tcPr>
-            <w:tcW w:type="dxa" w:w="4706"/>
-          </w:tcPr>
-          <w:p>
-            <w:r>
-              <w:rPr>
-                <w:b w:val="0"/>
-                <w:i w:val="0"/>
-                <w:sz w:val="17"/>
-              </w:rPr>
               <w:t>Prière de verifier l'information donnée par Rama gueye ou corriger au niveau de la section 1.</w:t>
-            </w:r>
-          </w:p>
-        </w:tc>
-      </w:tr>
-      <w:tr>
-        <w:tc>
-          <w:tcPr>
-            <w:tcW w:type="dxa" w:w="964"/>
-          </w:tcPr>
-          <w:p>
-            <w:r>
-              <w:rPr>
-                <w:b/>
-                <w:i w:val="0"/>
-                <w:color w:val="EA580C"/>
-                <w:sz w:val="16"/>
-              </w:rPr>
-              <w:t>Moyenne</w:t>
-            </w:r>
-          </w:p>
-        </w:tc>
-        <w:tc>
-          <w:tcPr>
-            <w:tcW w:type="dxa" w:w="1247"/>
-          </w:tcPr>
-          <w:p>
-            <w:r>
-              <w:rPr>
-                <w:b/>
-                <w:i w:val="0"/>
-                <w:sz w:val="16"/>
-              </w:rPr>
-              <w:t>S02</w:t>
-              <w:br/>
-            </w:r>
-            <w:r>
-              <w:rPr>
-                <w:b w:val="0"/>
-                <w:i w:val="0"/>
-                <w:color w:val="64748B"/>
-                <w:sz w:val="14"/>
-              </w:rPr>
-              <w:t>Éducation</w:t>
-            </w:r>
-          </w:p>
-        </w:tc>
-        <w:tc>
-          <w:tcPr>
-            <w:tcW w:type="dxa" w:w="1531"/>
-          </w:tcPr>
-          <w:p>
-            <w:r>
-              <w:rPr>
-                <w:b/>
-                <w:i w:val="0"/>
-                <w:color w:val="16A34A"/>
-                <w:sz w:val="16"/>
-              </w:rPr>
-              <w:t>—</w:t>
-            </w:r>
-          </w:p>
-        </w:tc>
-        <w:tc>
-          <w:tcPr>
-            <w:tcW w:type="dxa" w:w="1191"/>
-          </w:tcPr>
-          <w:p>
-            <w:r>
-              <w:rPr>
-                <w:b w:val="0"/>
-                <w:i w:val="0"/>
-                <w:color w:val="64748B"/>
-                <w:sz w:val="16"/>
-              </w:rPr>
-              <w:t>GT-CQ</w:t>
-            </w:r>
-          </w:p>
-        </w:tc>
-        <w:tc>
-          <w:tcPr>
-            <w:tcW w:type="dxa" w:w="4706"/>
-          </w:tcPr>
-          <w:p>
-            <w:r>
-              <w:rPr>
-                <w:b w:val="0"/>
-                <w:i w:val="0"/>
-                <w:sz w:val="17"/>
-              </w:rPr>
-              <w:t>veuillez, s'il vous plait, confirmer les frais de scolarité ( 8000 FCFA) payée de Rama gueye avec le QG ou apporter les corrections nécessaires.</w:t>
             </w:r>
           </w:p>
         </w:tc>
